--- a/AI-SBOM-Compliance/en/Artificial-Intelligence-System-Bill-of-Materials-Compliance-Management-Guide-Version1.docx
+++ b/AI-SBOM-Compliance/en/Artificial-Intelligence-System-Bill-of-Materials-Compliance-Management-Guide-Version1.docx
@@ -3202,7 +3202,7 @@
         <w:rPr>
           <w:rFonts w:ascii="Josefin Sans" w:hAnsi="Josefin Sans"/>
         </w:rPr>
-        <w:t>an organization's open source license compliance activities</w:t>
+        <w:t>an organization's AI compliance activities</w:t>
       </w:r>
     </w:p>
     <w:p>
@@ -9358,7 +9358,7 @@
         <w:kern w:val="2"/>
         <w:sz w:val="24"/>
         <w:szCs w:val="24"/>
-        <w:lang w:val="en-JP" w:eastAsia="ja-JP" w:bidi="ar-SA"/>
+        <w:lang w:eastAsia="ja-JP" w:bidi="ar-SA"/>
         <w14:ligatures w14:val="standardContextual"/>
       </w:rPr>
     </w:rPrDefault>
